--- a/trabalho_pratico_Vitor Capanema Mendes Zago - Papiloscopista Policial.docx
+++ b/trabalho_pratico_Vitor Capanema Mendes Zago - Papiloscopista Policial.docx
@@ -29,6 +29,8 @@
       </w:pPr>
       <w:r>
         <w:t>Autor: Vitor Capanema Mendes Zago - Papiloscopista Policial</w:t>
+        <w:br/>
+        <w:t>Repositório: https://github.com/vitor-zago/Trabalho_Pratico_CV_Vitor_Zago</w:t>
       </w:r>
     </w:p>
     <w:p/>
